--- a/pt-PT/PROJECT-INSTRUCTIONS.pt-PT.docx
+++ b/pt-PT/PROJECT-INSTRUCTIONS.pt-PT.docx
@@ -440,6 +440,50 @@
                 <w:sz w:val="19"/>
                 <w:color w:val="1F2328"/>
               </w:rPr>
+              <w:t xml:space="preserve">/linkedin</w:t>
+            </w:r>
+            <w:r>
+              <w:rPr>
+                <w:rFonts w:ascii="Calibri" w:hAnsi="Calibri"/>
+                <w:sz w:val="21"/>
+              </w:rPr>
+              <w:t xml:space="preserve"> + perfil exportado, opcionalmente um anúncio</w:t>
+            </w:r>
+          </w:p>
+        </w:tc>
+        <w:tc>
+          <w:tcPr>
+            <w:tcW w:w="4933" w:type="dxa"/>
+          </w:tcPr>
+          <w:p>
+            <w:pPr>
+              <w:spacing w:before="0" w:after="20"/>
+            </w:pPr>
+            <w:r>
+              <w:rPr>
+                <w:rFonts w:ascii="Calibri" w:hAnsi="Calibri"/>
+                <w:sz w:val="21"/>
+              </w:rPr>
+              <w:t xml:space="preserve">Analisa o perfil e reescreve título, "Acerca de", experiência e competências</w:t>
+            </w:r>
+          </w:p>
+        </w:tc>
+      </w:tr>
+      <w:tr>
+        <w:tc>
+          <w:tcPr>
+            <w:tcW w:w="4933" w:type="dxa"/>
+          </w:tcPr>
+          <w:p>
+            <w:pPr>
+              <w:spacing w:before="0" w:after="20"/>
+            </w:pPr>
+            <w:r>
+              <w:rPr>
+                <w:rFonts w:ascii="Consolas" w:hAnsi="Consolas"/>
+                <w:sz w:val="19"/>
+                <w:color w:val="1F2328"/>
+              </w:rPr>
               <w:t xml:space="preserve">/check</w:t>
             </w:r>
           </w:p>
@@ -619,6 +663,23 @@
           <w:color w:val="1F2328"/>
         </w:rPr>
         <w:t xml:space="preserve">cover-letter-print-template.pt-PT.html</w:t>
+      </w:r>
+    </w:p>
+    <w:p>
+      <w:pPr>
+        <w:numPr>
+          <w:ilvl w:val="0"/>
+          <w:numId w:val="1"/>
+        </w:numPr>
+        <w:spacing w:before="0" w:after="40"/>
+      </w:pPr>
+      <w:r>
+        <w:rPr>
+          <w:rFonts w:ascii="Consolas" w:hAnsi="Consolas"/>
+          <w:sz w:val="19"/>
+          <w:color w:val="1F2328"/>
+        </w:rPr>
+        <w:t xml:space="preserve">LINKEDIN.pt-PT.md</w:t>
       </w:r>
     </w:p>
     <w:p>
@@ -2935,6 +2996,281 @@
     </w:p>
     <w:p>
       <w:pPr>
+        <w:spacing w:before="120" w:after="20"/>
+      </w:pPr>
+      <w:r>
+        <w:rPr>
+          <w:rFonts w:ascii="Calibri" w:hAnsi="Calibri"/>
+          <w:b/>
+          <w:sz w:val="21"/>
+          <w:color w:val="1F3864"/>
+        </w:rPr>
+        <w:t xml:space="preserve">5.1 O perfil de LinkedIn</w:t>
+      </w:r>
+    </w:p>
+    <w:p>
+      <w:pPr>
+        <w:spacing w:before="0" w:after="100"/>
+      </w:pPr>
+      <w:r>
+        <w:rPr>
+          <w:rFonts w:ascii="Calibri" w:hAnsi="Calibri"/>
+          <w:sz w:val="21"/>
+        </w:rPr>
+        <w:t xml:space="preserve">O </w:t>
+      </w:r>
+      <w:r>
+        <w:rPr>
+          <w:rFonts w:ascii="Consolas" w:hAnsi="Consolas"/>
+          <w:sz w:val="19"/>
+          <w:color w:val="1F2328"/>
+        </w:rPr>
+        <w:t xml:space="preserve">/linkedin</w:t>
+      </w:r>
+      <w:r>
+        <w:rPr>
+          <w:rFonts w:ascii="Calibri" w:hAnsi="Calibri"/>
+          <w:sz w:val="21"/>
+        </w:rPr>
+        <w:t xml:space="preserve"> cobre a outra metade de uma candidatura, e o </w:t>
+      </w:r>
+      <w:r>
+        <w:rPr>
+          <w:rFonts w:ascii="Consolas" w:hAnsi="Consolas"/>
+          <w:sz w:val="19"/>
+          <w:color w:val="1F2328"/>
+        </w:rPr>
+        <w:t xml:space="preserve">LINKEDIN.pt-PT.md</w:t>
+      </w:r>
+      <w:r>
+        <w:rPr>
+          <w:rFonts w:ascii="Calibri" w:hAnsi="Calibri"/>
+          <w:sz w:val="21"/>
+        </w:rPr>
+        <w:t xml:space="preserve"> tem o procedimento completo. A versão curta, para quando a pessoa pede:</w:t>
+      </w:r>
+    </w:p>
+    <w:p>
+      <w:pPr>
+        <w:numPr>
+          <w:ilvl w:val="0"/>
+          <w:numId w:val="1"/>
+        </w:numPr>
+        <w:spacing w:before="0" w:after="40"/>
+      </w:pPr>
+      <w:r>
+        <w:rPr>
+          <w:rFonts w:ascii="Calibri" w:hAnsi="Calibri"/>
+          <w:b/>
+          <w:sz w:val="21"/>
+        </w:rPr>
+        <w:t xml:space="preserve">Tirar o perfil primeiro.</w:t>
+      </w:r>
+      <w:r>
+        <w:rPr>
+          <w:rFonts w:ascii="Calibri" w:hAnsi="Calibri"/>
+          <w:sz w:val="21"/>
+        </w:rPr>
+        <w:t xml:space="preserve"> O "Guardar em PDF" só funciona em perfis em inglês com a conta em inglês e, em 2026, desapareceu em algumas contas: trata-o como a vista rápida. O arquivo de dados (Definições e privacidade, Privacidade de dados, Obter uma cópia dos seus dados) devolve </w:t>
+      </w:r>
+      <w:r>
+        <w:rPr>
+          <w:rFonts w:ascii="Consolas" w:hAnsi="Consolas"/>
+          <w:sz w:val="19"/>
+          <w:color w:val="1F2328"/>
+        </w:rPr>
+        <w:t xml:space="preserve">Profile.csv</w:t>
+      </w:r>
+      <w:r>
+        <w:rPr>
+          <w:rFonts w:ascii="Calibri" w:hAnsi="Calibri"/>
+          <w:sz w:val="21"/>
+        </w:rPr>
+        <w:t xml:space="preserve">, </w:t>
+      </w:r>
+      <w:r>
+        <w:rPr>
+          <w:rFonts w:ascii="Consolas" w:hAnsi="Consolas"/>
+          <w:sz w:val="19"/>
+          <w:color w:val="1F2328"/>
+        </w:rPr>
+        <w:t xml:space="preserve">Positions.csv</w:t>
+      </w:r>
+      <w:r>
+        <w:rPr>
+          <w:rFonts w:ascii="Calibri" w:hAnsi="Calibri"/>
+          <w:sz w:val="21"/>
+        </w:rPr>
+        <w:t xml:space="preserve">, </w:t>
+      </w:r>
+      <w:r>
+        <w:rPr>
+          <w:rFonts w:ascii="Consolas" w:hAnsi="Consolas"/>
+          <w:sz w:val="19"/>
+          <w:color w:val="1F2328"/>
+        </w:rPr>
+        <w:t xml:space="preserve">Education.csv</w:t>
+      </w:r>
+      <w:r>
+        <w:rPr>
+          <w:rFonts w:ascii="Calibri" w:hAnsi="Calibri"/>
+          <w:sz w:val="21"/>
+        </w:rPr>
+        <w:t xml:space="preserve">, </w:t>
+      </w:r>
+      <w:r>
+        <w:rPr>
+          <w:rFonts w:ascii="Consolas" w:hAnsi="Consolas"/>
+          <w:sz w:val="19"/>
+          <w:color w:val="1F2328"/>
+        </w:rPr>
+        <w:t xml:space="preserve">Skills.csv</w:t>
+      </w:r>
+      <w:r>
+        <w:rPr>
+          <w:rFonts w:ascii="Calibri" w:hAnsi="Calibri"/>
+          <w:sz w:val="21"/>
+        </w:rPr>
+        <w:t xml:space="preserve"> e </w:t>
+      </w:r>
+      <w:r>
+        <w:rPr>
+          <w:rFonts w:ascii="Consolas" w:hAnsi="Consolas"/>
+          <w:sz w:val="19"/>
+          <w:color w:val="1F2328"/>
+        </w:rPr>
+        <w:t xml:space="preserve">Certifications.csv</w:t>
+      </w:r>
+      <w:r>
+        <w:rPr>
+          <w:rFonts w:ascii="Calibri" w:hAnsi="Calibri"/>
+          <w:sz w:val="21"/>
+        </w:rPr>
+        <w:t xml:space="preserve"> em cerca de dez minutos, em qualquer língua, sem cortes de texto. É esse texto que se analisa. Pede à pessoa para escrever à mão o que nenhuma exportação alcança: itens em destaque, projetos, o texto das recomendações e a ordem das competências.</w:t>
+      </w:r>
+    </w:p>
+    <w:p>
+      <w:pPr>
+        <w:numPr>
+          <w:ilvl w:val="0"/>
+          <w:numId w:val="1"/>
+        </w:numPr>
+        <w:spacing w:before="0" w:after="40"/>
+      </w:pPr>
+      <w:r>
+        <w:rPr>
+          <w:rFonts w:ascii="Calibri" w:hAnsi="Calibri"/>
+          <w:b/>
+          <w:sz w:val="21"/>
+        </w:rPr>
+        <w:t xml:space="preserve">Limites de campo que apertam.</w:t>
+      </w:r>
+      <w:r>
+        <w:rPr>
+          <w:rFonts w:ascii="Calibri" w:hAnsi="Calibri"/>
+          <w:sz w:val="21"/>
+        </w:rPr>
+        <w:t xml:space="preserve"> Título 220 caracteres, "Acerca de" 2 600, descrição de experiência 2 000 por função, 50 competências com três fixadas, recomendação 3 000.</w:t>
+      </w:r>
+    </w:p>
+    <w:p>
+      <w:pPr>
+        <w:numPr>
+          <w:ilvl w:val="0"/>
+          <w:numId w:val="1"/>
+        </w:numPr>
+        <w:spacing w:before="0" w:after="40"/>
+      </w:pPr>
+      <w:r>
+        <w:rPr>
+          <w:rFonts w:ascii="Calibri" w:hAnsi="Calibri"/>
+          <w:b/>
+          <w:sz w:val="21"/>
+        </w:rPr>
+        <w:t xml:space="preserve">Ordem de trabalho.</w:t>
+      </w:r>
+      <w:r>
+        <w:rPr>
+          <w:rFonts w:ascii="Calibri" w:hAnsi="Calibri"/>
+          <w:sz w:val="21"/>
+        </w:rPr>
+        <w:t xml:space="preserve"> Título primeiro, porque carrega mais peso de pesquisa e é o campo mais desperdiçado. Depois "Acerca de", depois as descrições de experiência, depois competências, e por fim Em destaque e recomendações.</w:t>
+      </w:r>
+    </w:p>
+    <w:p>
+      <w:pPr>
+        <w:numPr>
+          <w:ilvl w:val="0"/>
+          <w:numId w:val="1"/>
+        </w:numPr>
+        <w:spacing w:before="0" w:after="40"/>
+      </w:pPr>
+      <w:r>
+        <w:rPr>
+          <w:rFonts w:ascii="Calibri" w:hAnsi="Calibri"/>
+          <w:b/>
+          <w:sz w:val="21"/>
+        </w:rPr>
+        <w:t xml:space="preserve">Contrato de resposta.</w:t>
+      </w:r>
+      <w:r>
+        <w:rPr>
+          <w:rFonts w:ascii="Calibri" w:hAnsi="Calibri"/>
+          <w:sz w:val="21"/>
+        </w:rPr>
+        <w:t xml:space="preserve"> Uma tabela de diferenças (campo, texto atual, o problema, a reescrita), depois as reescritas com contagem de caracteres, depois cobertura de palavras-chave contra o anúncio-alvo, e no fim lacunas. Nenhuma reescrita pode passar do limite do campo: o corte é silencioso e não se corrige depois de publicado.</w:t>
+      </w:r>
+    </w:p>
+    <w:p>
+      <w:pPr>
+        <w:numPr>
+          <w:ilvl w:val="0"/>
+          <w:numId w:val="1"/>
+        </w:numPr>
+        <w:spacing w:before="0" w:after="40"/>
+      </w:pPr>
+      <w:r>
+        <w:rPr>
+          <w:rFonts w:ascii="Calibri" w:hAnsi="Calibri"/>
+          <w:b/>
+          <w:sz w:val="21"/>
+        </w:rPr>
+        <w:t xml:space="preserve">Coerência.</w:t>
+      </w:r>
+      <w:r>
+        <w:rPr>
+          <w:rFonts w:ascii="Calibri" w:hAnsi="Calibri"/>
+          <w:sz w:val="21"/>
+        </w:rPr>
+        <w:t xml:space="preserve"> Datas, cargos e números têm de coincidir com o CV ao detalhe. Os recrutadores comparam os dois documentos.</w:t>
+      </w:r>
+    </w:p>
+    <w:p>
+      <w:pPr>
+        <w:numPr>
+          <w:ilvl w:val="0"/>
+          <w:numId w:val="1"/>
+        </w:numPr>
+        <w:spacing w:before="0" w:after="40"/>
+      </w:pPr>
+      <w:r>
+        <w:rPr>
+          <w:rFonts w:ascii="Calibri" w:hAnsi="Calibri"/>
+          <w:b/>
+          <w:sz w:val="21"/>
+        </w:rPr>
+        <w:t xml:space="preserve">Atividade mínima.</w:t>
+      </w:r>
+      <w:r>
+        <w:rPr>
+          <w:rFonts w:ascii="Calibri" w:hAnsi="Calibri"/>
+          <w:sz w:val="21"/>
+        </w:rPr>
+        <w:t xml:space="preserve"> Comentar com substância em três a cinco publicações por semana. Sem plano de publicações e nunca saída crua de um modelo: o LinkedIn lançou em 2026 uma denúncia para "slop de IA" e a definição que usa é texto polido sem ponto de vista.</w:t>
+      </w:r>
+    </w:p>
+    <w:p>
+      <w:pPr>
         <w:spacing w:before="0" w:after="60"/>
       </w:pPr>
     </w:p>
@@ -4401,7 +4737,7 @@
           <w:sz w:val="21"/>
           <w:color w:val="1F2328"/>
         </w:rPr>
-        <w:t xml:space="preserve">És um recrutador sénior e redator de CV. Trabalha só com factos que a pessoa dá; nunca inventes empregadores, datas, cargos, métricas, ferramentas ou qualificações. Se faltar evidência, lista a lacuna e pergunta.</w:t>
+        <w:t xml:space="preserve">Trabalha só com factos dados; nunca inventes empregadores, datas, cargos, métricas ou ferramentas. Se faltar evidência, lista a lacuna e pergunta.</w:t>
       </w:r>
     </w:p>
     <w:p>
@@ -4431,7 +4767,7 @@
           <w:sz w:val="21"/>
           <w:color w:val="1F2328"/>
         </w:rPr>
-        <w:t xml:space="preserve">/setup: lê o CV carregado, devolve um Inventário de Carreira (funções com datas, alcance, resultados, ferramentas, formação, línguas), o que está fraco no CV e até oito perguntas.</w:t>
+        <w:t xml:space="preserve">/setup: lê o CV carregado, devolve um Inventário de Carreira (funções com datas, alcance, resultados, ferramentas, formação), o que está fraco e até oito perguntas.</w:t>
       </w:r>
     </w:p>
     <w:p>
@@ -4446,7 +4782,7 @@
           <w:sz w:val="21"/>
           <w:color w:val="1F2328"/>
         </w:rPr>
-        <w:t xml:space="preserve">/cv com anúncio: extrai requisitos, cruza a evidência como correspondência total, parcial ou lacuna, e escreve um CV de duas páginas numa coluna, seguro para ATS (nome, cargo-alvo, linha de contactos, perfil de três linhas, experiência da mais recente com números, competências agrupadas, formação). Reporta cobertura e lacunas, depois exporta.</w:t>
+        <w:t xml:space="preserve">/cv com anúncio: extrai requisitos, cruza a evidência como correspondência total, parcial ou lacuna, e escreve um CV de duas páginas numa coluna, seguro para ATS (nome, cargo-alvo, contactos, perfil de três linhas, experiência com números, formação). Reporta cobertura e lacunas, depois exporta.</w:t>
       </w:r>
     </w:p>
     <w:p>
@@ -4476,7 +4812,7 @@
           <w:sz w:val="21"/>
           <w:color w:val="1F2328"/>
         </w:rPr>
-        <w:t xml:space="preserve"> </w:t>
+        <w:t xml:space="preserve">/linkedin: analisa o perfil exportado e reescreve título, "Acerca de", experiência e competências.</w:t>
       </w:r>
     </w:p>
     <w:p>
@@ -4491,7 +4827,7 @@
           <w:sz w:val="21"/>
           <w:color w:val="1F2328"/>
         </w:rPr>
-        <w:t xml:space="preserve">Língua: espelha a língua e a variante do anúncio (pt-PT, en-GB, en-US), ortografia, datas e títulos de secção incluídos; se não for claro, usa a língua da pessoa. O mesmo na carta.</w:t>
+        <w:t xml:space="preserve"> </w:t>
       </w:r>
     </w:p>
     <w:p>
@@ -4506,7 +4842,7 @@
           <w:sz w:val="21"/>
           <w:color w:val="1F2328"/>
         </w:rPr>
-        <w:t xml:space="preserve"> </w:t>
+        <w:t xml:space="preserve">Língua: espelha a língua e a variante do anúncio (pt-PT, en-GB), ortografia e datas incluídas; se não for claro, usa a língua da pessoa. O mesmo na carta.</w:t>
       </w:r>
     </w:p>
     <w:p>
@@ -4521,7 +4857,7 @@
           <w:sz w:val="21"/>
           <w:color w:val="1F2328"/>
         </w:rPr>
-        <w:t xml:space="preserve">Formato: uma coluna, sem tabelas, gráficos ou fotografia, títulos padrão, datas mês AAAA, tipo 10,5-12pt, ficheiro Nome-Apelido-Cargo-Empresa.</w:t>
+        <w:t xml:space="preserve"> </w:t>
       </w:r>
     </w:p>
     <w:p>
@@ -4536,7 +4872,7 @@
           <w:sz w:val="21"/>
           <w:color w:val="1F2328"/>
         </w:rPr>
-        <w:t xml:space="preserve"> </w:t>
+        <w:t xml:space="preserve">Formato: uma coluna, sem tabelas, gráficos ou fotografia, títulos padrão, datas mês AAAA, tipo 10,5-12pt, ficheiro Nome-Apelido-Cargo-Empresa.</w:t>
       </w:r>
     </w:p>
     <w:p>
@@ -4551,7 +4887,22 @@
           <w:sz w:val="21"/>
           <w:color w:val="1F2328"/>
         </w:rPr>
-        <w:t xml:space="preserve">Escrita: aplica anti-slop-rules.pt-PT.md e banned-words.md. Sem travessões acima de um por 500 palavras, sem regra de três, sem voz passiva, sem lugares-comuns (orientado a resultados, dinâmico, apaixonado por, responsável por), sem "Com mais de N anos". Nomeia números, ferramentas e resultados. Nunca digas que um ficheiro existe sem o produzires. Exporta .docx com md2docx.py e PDF com weasyprint ou Chrome headless.</w:t>
+        <w:t xml:space="preserve"> </w:t>
+      </w:r>
+    </w:p>
+    <w:p>
+      <w:pPr>
+        <w:shd w:val="clear" w:color="auto" w:fill="F5F6F8"/>
+        <w:ind w:left="170"/>
+        <w:spacing w:before="0" w:after="0"/>
+      </w:pPr>
+      <w:r>
+        <w:rPr>
+          <w:rFonts w:ascii="Consolas" w:hAnsi="Consolas"/>
+          <w:sz w:val="21"/>
+          <w:color w:val="1F2328"/>
+        </w:rPr>
+        <w:t xml:space="preserve">Escrita: aplica anti-slop-rules.pt-PT.md e banned-words.md. Sem travessões acima de um por 500 palavras, sem regra de três, sem voz passiva, sem lugares-comuns (orientado a resultados), sem "Com mais de N anos". Nomeia números e resultados. Nunca digas que criaste um ficheiro que não existe. Exporta .docx com md2docx.py e PDF com weasyprint ou Chrome headless.</w:t>
       </w:r>
     </w:p>
     <w:p>

--- a/pt-PT/PROJECT-INSTRUCTIONS.pt-PT.docx
+++ b/pt-PT/PROJECT-INSTRUCTIONS.pt-PT.docx
@@ -541,6 +541,33 @@
     </w:p>
     <w:p>
       <w:pPr>
+        <w:spacing w:before="0" w:after="100"/>
+      </w:pPr>
+      <w:r>
+        <w:rPr>
+          <w:rFonts w:ascii="Calibri" w:hAnsi="Calibri"/>
+          <w:sz w:val="21"/>
+        </w:rPr>
+        <w:t xml:space="preserve">Se a pessoa não consegue usar definições de projeto, ou está numa conversa simples no telemóvel, encaminha-a para o </w:t>
+      </w:r>
+      <w:r>
+        <w:rPr>
+          <w:rFonts w:ascii="Consolas" w:hAnsi="Consolas"/>
+          <w:sz w:val="19"/>
+          <w:color w:val="1F2328"/>
+        </w:rPr>
+        <w:t xml:space="preserve">PROMPT-PACK.pt-PT.md</w:t>
+      </w:r>
+      <w:r>
+        <w:rPr>
+          <w:rFonts w:ascii="Calibri" w:hAnsi="Calibri"/>
+          <w:sz w:val="21"/>
+        </w:rPr>
+        <w:t xml:space="preserve">: as mesmas regras entregues como prompts para colar, sem ficheiros e sem comandos.</w:t>
+      </w:r>
+    </w:p>
+    <w:p>
+      <w:pPr>
         <w:spacing w:before="0" w:after="60"/>
       </w:pPr>
     </w:p>
